--- a/contents/battle-workbook/live-healthcheck.docx
+++ b/contents/battle-workbook/live-healthcheck.docx
@@ -10,7 +10,7 @@
         <w:rPr>
           <w:rFonts w:ascii="맑은 고딕" w:hAnsi="맑은 고딕" w:eastAsia="맑은 고딕"/>
         </w:rPr>
-        <w:t>[운영] 6v6 연동 헬스체크</w:t>
+        <w:t>[운영] el34 연동 헬스체크</w:t>
       </w:r>
     </w:p>
     <w:p>
@@ -50,7 +50,7 @@
           <w:rFonts w:ascii="맑은 고딕" w:hAnsi="맑은 고딕" w:eastAsia="맑은 고딕"/>
           <w:sz w:val="21"/>
         </w:rPr>
-        <w:t>tubewar ↔ 6v6 Assessor 배포 검증용. 건강한 6v6 에서 항상 통과하는 결정론 blue 체크만으로 구성. 배포/재배포 후 각 학생 인프라가 채점 파이프라인과 정상 연동되는지 1회 monitor-tick 으로 확인한다.</w:t>
+        <w:t>tubewar ↔ el34 Assessor 배포 검증용. 건강한 el34 에서 항상 통과하는 결정론 blue 체크만으로 구성. 배포/재배포 후 각 학생 인프라가 채점 파이프라인과 정상 연동되는지 1회 monitor-tick 으로 확인한다.</w:t>
       </w:r>
     </w:p>
     <w:p>
@@ -139,7 +139,7 @@
           <w:b/>
           <w:sz w:val="22"/>
         </w:rPr>
-        <w:t>▶ 실행 결과 화면 (스크린샷 붙여넣기)</w:t>
+        <w:t>▶ 실행 결과 (출력/스크린샷)</w:t>
       </w:r>
     </w:p>
     <w:tbl>
@@ -173,7 +173,7 @@
                 <w:color w:val="AAAAAA"/>
                 <w:sz w:val="18"/>
               </w:rPr>
-              <w:t>여기에 결과 스크린샷을 붙여넣으세요 (커서를 두고 Ctrl+V)</w:t>
+              <w:t>여기에 결과 출력을 적거나 스크린샷을 붙여넣으세요 (커서를 두고 Ctrl+V)</w:t>
             </w:r>
           </w:p>
         </w:tc>
@@ -305,7 +305,7 @@
           <w:b/>
           <w:sz w:val="22"/>
         </w:rPr>
-        <w:t>▶ 실행 결과 화면 (스크린샷 붙여넣기)</w:t>
+        <w:t>▶ 실행 결과 (출력/스크린샷)</w:t>
       </w:r>
     </w:p>
     <w:tbl>
@@ -339,7 +339,7 @@
                 <w:color w:val="AAAAAA"/>
                 <w:sz w:val="18"/>
               </w:rPr>
-              <w:t>여기에 결과 스크린샷을 붙여넣으세요 (커서를 두고 Ctrl+V)</w:t>
+              <w:t>여기에 결과 출력을 적거나 스크린샷을 붙여넣으세요 (커서를 두고 Ctrl+V)</w:t>
             </w:r>
           </w:p>
         </w:tc>
@@ -471,7 +471,7 @@
           <w:b/>
           <w:sz w:val="22"/>
         </w:rPr>
-        <w:t>▶ 실행 결과 화면 (스크린샷 붙여넣기)</w:t>
+        <w:t>▶ 실행 결과 (출력/스크린샷)</w:t>
       </w:r>
     </w:p>
     <w:tbl>
@@ -505,7 +505,7 @@
                 <w:color w:val="AAAAAA"/>
                 <w:sz w:val="18"/>
               </w:rPr>
-              <w:t>여기에 결과 스크린샷을 붙여넣으세요 (커서를 두고 Ctrl+V)</w:t>
+              <w:t>여기에 결과 출력을 적거나 스크린샷을 붙여넣으세요 (커서를 두고 Ctrl+V)</w:t>
             </w:r>
           </w:p>
         </w:tc>
